--- a/07_自部署与二维码手册.docx
+++ b/07_自部署与二维码手册.docx
@@ -1139,7 +1139,7 @@
           <w:color w:val="8C1F28"/>
           <w:sz w:val="21"/>
         </w:rPr>
-        <w:t>https://zphzphdom.github.io/hongji-yanan/</w:t>
+        <w:t>﻿https://zphzphdom.github.io/hongji-yanan/</w:t>
       </w:r>
       <w:r>
         <w:rPr>

--- a/07_自部署与二维码手册.docx
+++ b/07_自部署与二维码手册.docx
@@ -562,7 +562,7 @@
                 <w:color w:val="222222"/>
                 <w:sz w:val="17"/>
               </w:rPr>
-              <w:t>联网校验 26 个来源链接，写 data/kb_health.json</w:t>
+              <w:t>联网校验 31 个来源链接，写 data/kb_health.json</w:t>
             </w:r>
           </w:p>
         </w:tc>
@@ -1394,7 +1394,7 @@
           <w:color w:val="222222"/>
           <w:sz w:val="21"/>
         </w:rPr>
-        <w:t>（或 --watch 6）逐条打开 26 个来源链接，记录可达性、耗时、校验时间到 data/kb_health.json。这一步不改知识库，只证明“来源还活着”。</w:t>
+        <w:t>（或 --watch 6）逐条打开 31 个来源链接，记录可达性、耗时、校验时间到 data/kb_health.json。这一步不改知识库，只证明“来源还活着”。</w:t>
       </w:r>
     </w:p>
     <w:p>
